--- a/word_reports/LP_0291_위치_402_Ratt_Detonator.docx
+++ b/word_reports/LP_0291_위치_402_Ratt_Detonator.docx
@@ -4,7 +4,7 @@
   <w:body>
     <w:p>
       <w:pPr>
-        <w:spacing w:after="280"/>
+        <w:spacing w:after="80"/>
       </w:pPr>
       <w:r>
         <w:rPr w:rFonts="맑은 고딕">
@@ -13,94 +13,47 @@
           <w:color w:val="1E3A8A"/>
           <w:sz w:val="30"/>
         </w:rPr>
-        <w:t>[402] Ratt - Detonator</w:t>
+        <w:t>Ratt (래트) - Detonator</w:t>
       </w:r>
     </w:p>
     <w:p>
       <w:pPr>
-        <w:spacing w:after="320"/>
+        <w:spacing w:after="240"/>
       </w:pPr>
       <w:r>
         <w:rPr w:rFonts="맑은 고딕">
           <w:rFonts w:ascii="맑은 고딕" w:hAnsi="맑은 고딕" w:eastAsia="맑은 고딕"/>
           <w:b/>
-          <w:sz w:val="20"/>
+          <w:color w:val="4B5563"/>
+          <w:sz w:val="22"/>
         </w:rPr>
-        <w:t>■ 위치 : 402</w:t>
-        <w:br/>
-      </w:r>
-      <w:r>
-        <w:rPr w:rFonts="맑은 고딕">
-          <w:rFonts w:ascii="맑은 고딕" w:hAnsi="맑은 고딕" w:eastAsia="맑은 고딕"/>
-          <w:b/>
-          <w:sz w:val="20"/>
-        </w:rPr>
-        <w:t>■ 아티스트 : Ratt</w:t>
-        <w:br/>
-      </w:r>
-      <w:r>
-        <w:rPr w:rFonts="맑은 고딕">
-          <w:rFonts w:ascii="맑은 고딕" w:hAnsi="맑은 고딕" w:eastAsia="맑은 고딕"/>
-          <w:b/>
-          <w:sz w:val="20"/>
-        </w:rPr>
-        <w:t>■ 앨범명 : Detonator</w:t>
-        <w:br/>
-      </w:r>
-      <w:r>
-        <w:rPr w:rFonts="맑은 고딕">
-          <w:rFonts w:ascii="맑은 고딕" w:hAnsi="맑은 고딕" w:eastAsia="맑은 고딕"/>
-          <w:b w:val="0"/>
-          <w:sz w:val="20"/>
-        </w:rPr>
-        <w:t>■ 음반 레이블 : Atlantic Records</w:t>
-        <w:br/>
-      </w:r>
-      <w:r>
-        <w:rPr w:rFonts="맑은 고딕">
-          <w:rFonts w:ascii="맑은 고딕" w:hAnsi="맑은 고딕" w:eastAsia="맑은 고딕"/>
-          <w:b w:val="0"/>
-          <w:sz w:val="20"/>
-        </w:rPr>
-        <w:t>■ 발매년도 : 1990</w:t>
-        <w:br/>
-      </w:r>
-      <w:r>
-        <w:rPr w:rFonts="맑은 고딕">
-          <w:rFonts w:ascii="맑은 고딕" w:hAnsi="맑은 고딕" w:eastAsia="맑은 고딕"/>
-          <w:b w:val="0"/>
-          <w:sz w:val="20"/>
-        </w:rPr>
-        <w:t>■ 장르 : 글램 메탈 (Glam Metal), 하드 록 (Hard Rock)</w:t>
-        <w:br/>
-      </w:r>
-      <w:r>
-        <w:rPr w:rFonts="맑은 고딕">
-          <w:rFonts w:ascii="맑은 고딕" w:hAnsi="맑은 고딕" w:eastAsia="맑은 고딕"/>
-          <w:b w:val="0"/>
-          <w:sz w:val="20"/>
-        </w:rPr>
-        <w:t>■ 주요 수록곡 : Shame Shame Shame, Lovin' You's a Dirty Job, One Step Away, Heads I Win, Tails You Lose, Gutter Cat</w:t>
-        <w:br/>
+        <w:t>위치 :  402</w:t>
       </w:r>
     </w:p>
     <w:p>
       <w:pPr>
-        <w:spacing w:after="160"/>
+        <w:spacing w:line="324" w:lineRule="auto" w:before="80" w:after="160"/>
       </w:pPr>
       <w:r>
         <w:rPr w:rFonts="맑은 고딕">
           <w:rFonts w:ascii="맑은 고딕" w:hAnsi="맑은 고딕" w:eastAsia="맑은 고딕"/>
           <w:b/>
           <w:color w:val="1F2937"/>
-          <w:sz w:val="24"/>
+          <w:sz w:val="22"/>
         </w:rPr>
-        <w:t>■ 음반 해설 및 감상 가이드</w:t>
+        <w:t xml:space="preserve">[음반 소개] </w:t>
+      </w:r>
+      <w:r>
+        <w:rPr w:rFonts="맑은 고딕">
+          <w:rFonts w:ascii="맑은 고딕" w:hAnsi="맑은 고딕" w:eastAsia="맑은 고딕"/>
+          <w:b w:val="0"/>
+          <w:sz w:val="21"/>
+        </w:rPr>
       </w:r>
     </w:p>
     <w:p>
       <w:pPr>
-        <w:spacing w:line="312" w:lineRule="auto" w:after="120"/>
+        <w:spacing w:line="324" w:lineRule="auto" w:after="120"/>
       </w:pPr>
       <w:r>
         <w:rPr w:rFonts="맑은 고딕">
@@ -108,51 +61,516 @@
           <w:b w:val="0"/>
           <w:sz w:val="21"/>
         </w:rPr>
-        <w:t>1980년대 미국 로스앤젤레스 선셋 스트립을 중심으로 북미 하드 록 씬을 호령했던 밴드 랫(Ratt)이 1990년에 발표한 다섯 번째 정규 앨범 《Detonator》는 밴드의 화려했던 전성기를 미학적으로 완성함과 동시에 한층 세련되고 정제된 사운드를 선보인 명작입니다. 당시 당대 최고의 히트 작곡가이자 프로듀서였던 데스몬드 차일드(Desmond Child)가 제작 과정에 깊이 참여하여, 랫 특유의 날카롭고 거친 하드 록 에너지를 매끄럽고 캐치한 팝 메탈의 영역으로 끌어올렸습니다.</w:t>
+        <w:t>1980년대 캘리포니아의 뜨거운 태양 아래 LA 메탈의 르네상스를 견인했던 래트(Ratt)가 1990년 발표한 다섯 번째 정규작 《Detonator》는 화려했던 글램 메탈 황금기의 대미를 장식하는 묵직한 이정표입니다 당대 최고의 히트 메이커 데스몬드 차일드와의 협업을 통해 특유의 날렵한 '래트 앤 롤(Ratt 'n' Roll)' 사운드에 세련된 멜로디의 결을 덧입히며 음악적 성숙을 증명해 냈습니다 질주하는 드라이브감 이면에 깃든 묵직한 하모니는 한 시대를 풍미했던 록 음악의 순수한 열정과 낭만을 아련하게 소환합니다 화려했던 아레나 록의 계절이 저물어가던 길목에서 이들이 남긴 음악적 불꽃은 오늘날 바이닐 애호가들의 가슴속에 깊고 진한 여운을 남깁니다</w:t>
       </w:r>
     </w:p>
     <w:p>
       <w:pPr>
-        <w:spacing w:line="312" w:lineRule="auto" w:after="120"/>
+        <w:spacing w:line="324" w:lineRule="auto" w:before="200" w:after="80"/>
       </w:pPr>
+      <w:r>
+        <w:rPr w:rFonts="맑은 고딕">
+          <w:rFonts w:ascii="맑은 고딕" w:hAnsi="맑은 고딕" w:eastAsia="맑은 고딕"/>
+          <w:b/>
+          <w:color w:val="1E3A8A"/>
+          <w:sz w:val="24"/>
+        </w:rPr>
+        <w:t>1. 음반 데이터</w:t>
+      </w:r>
+    </w:p>
+    <w:p>
+      <w:pPr>
+        <w:spacing w:line="324" w:lineRule="auto" w:after="80"/>
+      </w:pPr>
+      <w:r>
+        <w:rPr w:rFonts="맑은 고딕">
+          <w:rFonts w:ascii="맑은 고딕" w:hAnsi="맑은 고딕" w:eastAsia="맑은 고딕"/>
+          <w:b w:val="0"/>
+          <w:color w:val="6B7280"/>
+          <w:sz w:val="21"/>
+        </w:rPr>
+        <w:t xml:space="preserve">· </w:t>
+      </w:r>
+      <w:r>
+        <w:rPr w:rFonts="맑은 고딕">
+          <w:rFonts w:ascii="맑은 고딕" w:hAnsi="맑은 고딕" w:eastAsia="맑은 고딕"/>
+          <w:b/>
+          <w:color w:val="1F2937"/>
+          <w:sz w:val="21"/>
+        </w:rPr>
+        <w:t xml:space="preserve">앨범명: </w:t>
+      </w:r>
       <w:r>
         <w:rPr w:rFonts="맑은 고딕">
           <w:rFonts w:ascii="맑은 고딕" w:hAnsi="맑은 고딕" w:eastAsia="맑은 고딕"/>
           <w:b w:val="0"/>
           <w:sz w:val="21"/>
         </w:rPr>
-        <w:t>음악적으로 이 음반은 워렌 디마티니(Warren DeMartini)의 화려하면서도 정교한 기타 솔로와 고(故) 로빈 크로스비(Robbin Crosby)의 두터운 리듬 기타가 이루는 트윈 기타 체계가 완숙의 경지에 올랐음을 증명합니다. 여기에 스티븐 퍼시(Stephen Pearcy) 특유의 거칠고 매혹적인 허스키 보컬과 주안 크루시어(Juan Croucier)의 탄탄한 베이스 라인이 조화를 이루어, 대중적인 멜로디 라인 속에서도 하드 록 본연의 야성미를 결코 잃지 않는 독보적인 사운드를 구축했습니다.</w:t>
+        <w:t>Detonator</w:t>
       </w:r>
     </w:p>
     <w:p>
       <w:pPr>
-        <w:spacing w:line="312" w:lineRule="auto" w:after="120"/>
+        <w:spacing w:line="324" w:lineRule="auto" w:after="80"/>
       </w:pPr>
+      <w:r>
+        <w:rPr w:rFonts="맑은 고딕">
+          <w:rFonts w:ascii="맑은 고딕" w:hAnsi="맑은 고딕" w:eastAsia="맑은 고딕"/>
+          <w:b w:val="0"/>
+          <w:color w:val="6B7280"/>
+          <w:sz w:val="21"/>
+        </w:rPr>
+        <w:t xml:space="preserve">· </w:t>
+      </w:r>
+      <w:r>
+        <w:rPr w:rFonts="맑은 고딕">
+          <w:rFonts w:ascii="맑은 고딕" w:hAnsi="맑은 고딕" w:eastAsia="맑은 고딕"/>
+          <w:b/>
+          <w:color w:val="1F2937"/>
+          <w:sz w:val="21"/>
+        </w:rPr>
+        <w:t xml:space="preserve">아티스트: </w:t>
+      </w:r>
       <w:r>
         <w:rPr w:rFonts="맑은 고딕">
           <w:rFonts w:ascii="맑은 고딕" w:hAnsi="맑은 고딕" w:eastAsia="맑은 고딕"/>
           <w:b w:val="0"/>
           <w:sz w:val="21"/>
         </w:rPr>
-        <w:t>앨범의 포문을 여는 "Shame Shame Shame"은 강렬한 리프와 드라이브감으로 단숨에 청자를 사로잡으며, 첫 싱글로 큰 사랑을 받은 "Lovin' You's a Dirty Job"은 정교한 훅(Hook)과 드라마틱한 구성이 돋보이는 트랙입니다. 또한 "One Step Away"나 "Heads I Win, Tails You Lose" 같은 곡에서는 1990년대 초반 멜로딕 하드 록이 보여줄 수 있는 가장 세련된 편곡과 정통 LA 메탈의 진수를 한꺼번에 감상할 수 있습니다.</w:t>
+        <w:t>Ratt (래트)</w:t>
       </w:r>
     </w:p>
     <w:p>
       <w:pPr>
-        <w:spacing w:line="312" w:lineRule="auto" w:after="120"/>
+        <w:spacing w:line="324" w:lineRule="auto" w:after="80"/>
       </w:pPr>
+      <w:r>
+        <w:rPr w:rFonts="맑은 고딕">
+          <w:rFonts w:ascii="맑은 고딕" w:hAnsi="맑은 고딕" w:eastAsia="맑은 고딕"/>
+          <w:b w:val="0"/>
+          <w:color w:val="6B7280"/>
+          <w:sz w:val="21"/>
+        </w:rPr>
+        <w:t xml:space="preserve">· </w:t>
+      </w:r>
+      <w:r>
+        <w:rPr w:rFonts="맑은 고딕">
+          <w:rFonts w:ascii="맑은 고딕" w:hAnsi="맑은 고딕" w:eastAsia="맑은 고딕"/>
+          <w:b/>
+          <w:color w:val="1F2937"/>
+          <w:sz w:val="21"/>
+        </w:rPr>
+        <w:t xml:space="preserve">발매 정보: </w:t>
+      </w:r>
       <w:r>
         <w:rPr w:rFonts="맑은 고딕">
           <w:rFonts w:ascii="맑은 고딕" w:hAnsi="맑은 고딕" w:eastAsia="맑은 고딕"/>
           <w:b w:val="0"/>
           <w:sz w:val="21"/>
         </w:rPr>
-        <w:t>《Detonator》는 랫의 오리지널 클래식 라인업이 마지막으로 전성기의 기량을 모아 완성한 밀도 높은 작품이라는 점에서 음악사적으로 매우 높은 가치를 지닙니다. LP 아날로그 음원으로 감상할 때 더욱 극대화되는 묵직한 드럼의 타격감과 상쾌하게 터져 나오는 엘렉트릭 기타의 질감은 80년대 록의 황금기가 90년대로 이행하던 그 찬란한 이행기의 정점을 선명하게 각인시켜 줍니다.</w:t>
+        <w:t>1990년 8월 애틀랜틱 레코드(Atlantic Records)를 통해 발매된 본작은 밴드의 오랜 파트너였던 보 힐을 대신해 아서 바로우가 프로듀싱을 맡고 데스몬드 차일드가 곡 작업에 대거 참여하여 사운드의 현대적 정교함과 대중적 서정미를 극대화한 명작입니다</w:t>
+      </w:r>
+    </w:p>
+    <w:p>
+      <w:pPr>
+        <w:spacing w:line="324" w:lineRule="auto" w:after="80"/>
+      </w:pPr>
+      <w:r>
+        <w:rPr w:rFonts="맑은 고딕">
+          <w:rFonts w:ascii="맑은 고딕" w:hAnsi="맑은 고딕" w:eastAsia="맑은 고딕"/>
+          <w:b w:val="0"/>
+          <w:color w:val="6B7280"/>
+          <w:sz w:val="21"/>
+        </w:rPr>
+        <w:t xml:space="preserve">· </w:t>
+      </w:r>
+      <w:r>
+        <w:rPr w:rFonts="맑은 고딕">
+          <w:rFonts w:ascii="맑은 고딕" w:hAnsi="맑은 고딕" w:eastAsia="맑은 고딕"/>
+          <w:b/>
+          <w:color w:val="1F2937"/>
+          <w:sz w:val="21"/>
+        </w:rPr>
+        <w:t xml:space="preserve">LP 인기도(판매량): </w:t>
+      </w:r>
+      <w:r>
+        <w:rPr w:rFonts="맑은 고딕">
+          <w:rFonts w:ascii="맑은 고딕" w:hAnsi="맑은 고딕" w:eastAsia="맑은 고딕"/>
+          <w:b w:val="0"/>
+          <w:sz w:val="21"/>
+        </w:rPr>
+        <w:t>발매 직후 미국 빌보드 200 앨범 차트 23위에 올랐으며 미국 음반 산업 협회(RIAA)로부터 골드(50만 장 이상 판매) 인증을 획득하여 90년대 초반 음악적 격변기 속에서도 굳건한 티켓 파워와 인기를 입증했습니다</w:t>
+      </w:r>
+    </w:p>
+    <w:p>
+      <w:pPr>
+        <w:spacing w:line="324" w:lineRule="auto" w:after="80"/>
+      </w:pPr>
+      <w:r>
+        <w:rPr w:rFonts="맑은 고딕">
+          <w:rFonts w:ascii="맑은 고딕" w:hAnsi="맑은 고딕" w:eastAsia="맑은 고딕"/>
+          <w:b w:val="0"/>
+          <w:color w:val="6B7280"/>
+          <w:sz w:val="21"/>
+        </w:rPr>
+        <w:t xml:space="preserve">· </w:t>
+      </w:r>
+      <w:r>
+        <w:rPr w:rFonts="맑은 고딕">
+          <w:rFonts w:ascii="맑은 고딕" w:hAnsi="맑은 고딕" w:eastAsia="맑은 고딕"/>
+          <w:b/>
+          <w:color w:val="1F2937"/>
+          <w:sz w:val="21"/>
+        </w:rPr>
+        <w:t xml:space="preserve">각종 수상경력: </w:t>
+      </w:r>
+      <w:r>
+        <w:rPr w:rFonts="맑은 고딕">
+          <w:rFonts w:ascii="맑은 고딕" w:hAnsi="맑은 고딕" w:eastAsia="맑은 고딕"/>
+          <w:b w:val="0"/>
+          <w:sz w:val="21"/>
+        </w:rPr>
+        <w:t>폭발적인 라디오 에어플레이를 기록한 싱글들과 MTV 헤비 로테이션을 통해 당대 록 씬의 중심축임을 각인시켰으며 클래식 하드 록 애호가들과 평단으로부터 래트의 후기 디스코그래피 중 가장 밀도 높은 완성도를 지닌 수작으로 평가받고 있습니다</w:t>
+      </w:r>
+    </w:p>
+    <w:p>
+      <w:pPr>
+        <w:spacing w:line="324" w:lineRule="auto" w:before="200" w:after="80"/>
+      </w:pPr>
+      <w:r>
+        <w:rPr w:rFonts="맑은 고딕">
+          <w:rFonts w:ascii="맑은 고딕" w:hAnsi="맑은 고딕" w:eastAsia="맑은 고딕"/>
+          <w:b/>
+          <w:color w:val="1E3A8A"/>
+          <w:sz w:val="24"/>
+        </w:rPr>
+        <w:t>2. 아티스트 정보</w:t>
+      </w:r>
+    </w:p>
+    <w:p>
+      <w:pPr>
+        <w:spacing w:line="324" w:lineRule="auto" w:after="80"/>
+      </w:pPr>
+      <w:r>
+        <w:rPr w:rFonts="맑은 고딕">
+          <w:rFonts w:ascii="맑은 고딕" w:hAnsi="맑은 고딕" w:eastAsia="맑은 고딕"/>
+          <w:b w:val="0"/>
+          <w:color w:val="6B7280"/>
+          <w:sz w:val="21"/>
+        </w:rPr>
+        <w:t xml:space="preserve">· </w:t>
+      </w:r>
+      <w:r>
+        <w:rPr w:rFonts="맑은 고딕">
+          <w:rFonts w:ascii="맑은 고딕" w:hAnsi="맑은 고딕" w:eastAsia="맑은 고딕"/>
+          <w:b/>
+          <w:color w:val="1F2937"/>
+          <w:sz w:val="21"/>
+        </w:rPr>
+        <w:t xml:space="preserve">국적: </w:t>
+      </w:r>
+      <w:r>
+        <w:rPr w:rFonts="맑은 고딕">
+          <w:rFonts w:ascii="맑은 고딕" w:hAnsi="맑은 고딕" w:eastAsia="맑은 고딕"/>
+          <w:b w:val="0"/>
+          <w:sz w:val="21"/>
+        </w:rPr>
+        <w:t>미국</w:t>
+      </w:r>
+    </w:p>
+    <w:p>
+      <w:pPr>
+        <w:spacing w:line="324" w:lineRule="auto" w:after="80"/>
+      </w:pPr>
+      <w:r>
+        <w:rPr w:rFonts="맑은 고딕">
+          <w:rFonts w:ascii="맑은 고딕" w:hAnsi="맑은 고딕" w:eastAsia="맑은 고딕"/>
+          <w:b w:val="0"/>
+          <w:color w:val="6B7280"/>
+          <w:sz w:val="21"/>
+        </w:rPr>
+        <w:t xml:space="preserve">· </w:t>
+      </w:r>
+      <w:r>
+        <w:rPr w:rFonts="맑은 고딕">
+          <w:rFonts w:ascii="맑은 고딕" w:hAnsi="맑은 고딕" w:eastAsia="맑은 고딕"/>
+          <w:b/>
+          <w:color w:val="1F2937"/>
+          <w:sz w:val="21"/>
+        </w:rPr>
+        <w:t xml:space="preserve">생몰년도: </w:t>
+      </w:r>
+      <w:r>
+        <w:rPr w:rFonts="맑은 고딕">
+          <w:rFonts w:ascii="맑은 고딕" w:hAnsi="맑은 고딕" w:eastAsia="맑은 고딕"/>
+          <w:b w:val="0"/>
+          <w:sz w:val="21"/>
+        </w:rPr>
+        <w:t>1976년 결성 (Mickey Ratt로 출발, 1981년 'Ratt'로 공식 출범)</w:t>
+      </w:r>
+    </w:p>
+    <w:p>
+      <w:pPr>
+        <w:spacing w:line="324" w:lineRule="auto" w:after="80"/>
+      </w:pPr>
+      <w:r>
+        <w:rPr w:rFonts="맑은 고딕">
+          <w:rFonts w:ascii="맑은 고딕" w:hAnsi="맑은 고딕" w:eastAsia="맑은 고딕"/>
+          <w:b w:val="0"/>
+          <w:color w:val="6B7280"/>
+          <w:sz w:val="21"/>
+        </w:rPr>
+        <w:t xml:space="preserve">· </w:t>
+      </w:r>
+      <w:r>
+        <w:rPr w:rFonts="맑은 고딕">
+          <w:rFonts w:ascii="맑은 고딕" w:hAnsi="맑은 고딕" w:eastAsia="맑은 고딕"/>
+          <w:b/>
+          <w:color w:val="1F2937"/>
+          <w:sz w:val="21"/>
+        </w:rPr>
+        <w:t xml:space="preserve">그룹 소속: </w:t>
+      </w:r>
+      <w:r>
+        <w:rPr w:rFonts="맑은 고딕">
+          <w:rFonts w:ascii="맑은 고딕" w:hAnsi="맑은 고딕" w:eastAsia="맑은 고딕"/>
+          <w:b w:val="0"/>
+          <w:sz w:val="21"/>
+        </w:rPr>
+        <w:t>5인조 록 밴드 (스티븐 피어시, 워런 드마티니, 로빈 크로스비, 후안 크루시어, 바비 블로처)</w:t>
+      </w:r>
+    </w:p>
+    <w:p>
+      <w:pPr>
+        <w:spacing w:line="324" w:lineRule="auto" w:after="80"/>
+      </w:pPr>
+      <w:r>
+        <w:rPr w:rFonts="맑은 고딕">
+          <w:rFonts w:ascii="맑은 고딕" w:hAnsi="맑은 고딕" w:eastAsia="맑은 고딕"/>
+          <w:b w:val="0"/>
+          <w:color w:val="6B7280"/>
+          <w:sz w:val="21"/>
+        </w:rPr>
+        <w:t xml:space="preserve">· </w:t>
+      </w:r>
+      <w:r>
+        <w:rPr w:rFonts="맑은 고딕">
+          <w:rFonts w:ascii="맑은 고딕" w:hAnsi="맑은 고딕" w:eastAsia="맑은 고딕"/>
+          <w:b/>
+          <w:color w:val="1F2937"/>
+          <w:sz w:val="21"/>
+        </w:rPr>
+        <w:t xml:space="preserve">아티스트 소개: </w:t>
+      </w:r>
+      <w:r>
+        <w:rPr w:rFonts="맑은 고딕">
+          <w:rFonts w:ascii="맑은 고딕" w:hAnsi="맑은 고딕" w:eastAsia="맑은 고딕"/>
+          <w:b w:val="0"/>
+          <w:sz w:val="21"/>
+        </w:rPr>
+        <w:t>래트는 날카로운 트윈 기타 리프와 보컬 스티븐 피어시 특유의 비음 섞인 거친 음색을 앞세워 1980년대 선셋 스트립을 중심으로 폭발한 LA 메탈 붐을 실질적으로 주도한 전설적인 밴드입니다 정교하면서도 펑키한 리듬감의 '래트 앤 롤' 스타일을 확립하며 팝 메탈의 음악적 지평을 한 단계 끌어올렸다는 칭송을 받습니다</w:t>
+      </w:r>
+    </w:p>
+    <w:p>
+      <w:pPr>
+        <w:spacing w:line="324" w:lineRule="auto" w:before="200" w:after="80"/>
+      </w:pPr>
+      <w:r>
+        <w:rPr w:rFonts="맑은 고딕">
+          <w:rFonts w:ascii="맑은 고딕" w:hAnsi="맑은 고딕" w:eastAsia="맑은 고딕"/>
+          <w:b/>
+          <w:color w:val="1E3A8A"/>
+          <w:sz w:val="24"/>
+        </w:rPr>
+        <w:t>3. 음반 상세 분석</w:t>
+      </w:r>
+    </w:p>
+    <w:p>
+      <w:pPr>
+        <w:spacing w:line="324" w:lineRule="auto" w:after="80"/>
+      </w:pPr>
+      <w:r>
+        <w:rPr w:rFonts="맑은 고딕">
+          <w:rFonts w:ascii="맑은 고딕" w:hAnsi="맑은 고딕" w:eastAsia="맑은 고딕"/>
+          <w:b w:val="0"/>
+          <w:color w:val="6B7280"/>
+          <w:sz w:val="21"/>
+        </w:rPr>
+        <w:t xml:space="preserve">· </w:t>
+      </w:r>
+      <w:r>
+        <w:rPr w:rFonts="맑은 고딕">
+          <w:rFonts w:ascii="맑은 고딕" w:hAnsi="맑은 고딕" w:eastAsia="맑은 고딕"/>
+          <w:b/>
+          <w:color w:val="1F2937"/>
+          <w:sz w:val="21"/>
+        </w:rPr>
+        <w:t xml:space="preserve">역사적 위치: </w:t>
+      </w:r>
+      <w:r>
+        <w:rPr w:rFonts="맑은 고딕">
+          <w:rFonts w:ascii="맑은 고딕" w:hAnsi="맑은 고딕" w:eastAsia="맑은 고딕"/>
+          <w:b w:val="0"/>
+          <w:sz w:val="21"/>
+        </w:rPr>
+        <w:t>80년대 하드 록의 화려함이 얼터너티브 록의 태동으로 전환되던 음악사적 분기점에 놓인 작품입니다 자칫 피로해질 수 있었던 장르적 관습을 탈피하여 견고한 악곡 구조와 풍성한 백킹 코러스, 그리고 워런 드마티니의 한층 유려해진 기타 솔로를 집약해 멜로딕 하드 록의 품격 있는 마침표를 찍었습니다</w:t>
+      </w:r>
+    </w:p>
+    <w:p>
+      <w:pPr>
+        <w:spacing w:line="324" w:lineRule="auto" w:after="80"/>
+      </w:pPr>
+      <w:r>
+        <w:rPr w:rFonts="맑은 고딕">
+          <w:rFonts w:ascii="맑은 고딕" w:hAnsi="맑은 고딕" w:eastAsia="맑은 고딕"/>
+          <w:b w:val="0"/>
+          <w:color w:val="6B7280"/>
+          <w:sz w:val="21"/>
+        </w:rPr>
+        <w:t xml:space="preserve">· </w:t>
+      </w:r>
+      <w:r>
+        <w:rPr w:rFonts="맑은 고딕">
+          <w:rFonts w:ascii="맑은 고딕" w:hAnsi="맑은 고딕" w:eastAsia="맑은 고딕"/>
+          <w:b/>
+          <w:color w:val="1F2937"/>
+          <w:sz w:val="21"/>
+        </w:rPr>
+        <w:t xml:space="preserve">시대의 흔적(스토리텔링): </w:t>
+      </w:r>
+      <w:r>
+        <w:rPr w:rFonts="맑은 고딕">
+          <w:rFonts w:ascii="맑은 고딕" w:hAnsi="맑은 고딕" w:eastAsia="맑은 고딕"/>
+          <w:b w:val="0"/>
+          <w:sz w:val="21"/>
+        </w:rPr>
+        <w:t>네온사인이 일렁이던 80년대 로스앤젤레스의 환락과 낭만이 90년대라는 새로운 10년을 마주하며 남긴 뜨거운 흔적입니다 꿈과 자유를 갈망하던 당대 청춘들의 심장을 뛰게 했던 날 선 에너지와 저물어가는 아레나 록 시대를 향한 일말의 노스탤지어가 수록곡 곳곳에 짙게 투영되어 있습니다</w:t>
+      </w:r>
+    </w:p>
+    <w:p>
+      <w:pPr>
+        <w:spacing w:line="324" w:lineRule="auto" w:before="200" w:after="80"/>
+      </w:pPr>
+      <w:r>
+        <w:rPr w:rFonts="맑은 고딕">
+          <w:rFonts w:ascii="맑은 고딕" w:hAnsi="맑은 고딕" w:eastAsia="맑은 고딕"/>
+          <w:b/>
+          <w:color w:val="1E3A8A"/>
+          <w:sz w:val="24"/>
+        </w:rPr>
+        <w:t>4. 주요 수록곡 및 감상 제언</w:t>
+      </w:r>
+    </w:p>
+    <w:p>
+      <w:pPr>
+        <w:spacing w:line="324" w:lineRule="auto" w:after="80"/>
+      </w:pPr>
+      <w:r>
+        <w:rPr w:rFonts="맑은 고딕">
+          <w:rFonts w:ascii="맑은 고딕" w:hAnsi="맑은 고딕" w:eastAsia="맑은 고딕"/>
+          <w:b w:val="0"/>
+          <w:color w:val="6B7280"/>
+          <w:sz w:val="21"/>
+        </w:rPr>
+        <w:t xml:space="preserve">· </w:t>
+      </w:r>
+      <w:r>
+        <w:rPr w:rFonts="맑은 고딕">
+          <w:rFonts w:ascii="맑은 고딕" w:hAnsi="맑은 고딕" w:eastAsia="맑은 고딕"/>
+          <w:b/>
+          <w:color w:val="1F2937"/>
+          <w:sz w:val="21"/>
+        </w:rPr>
+        <w:t xml:space="preserve">주요 수록곡 특징: </w:t>
+      </w:r>
+      <w:r>
+        <w:rPr w:rFonts="맑은 고딕">
+          <w:rFonts w:ascii="맑은 고딕" w:hAnsi="맑은 고딕" w:eastAsia="맑은 고딕"/>
+          <w:b w:val="0"/>
+          <w:sz w:val="21"/>
+        </w:rPr>
+        <w:t>존 본 조비가 백보컬로 참여해 화제를 모은 강렬한 오프닝 트랙 "Lovin' You's a Dirty Job"과 래트 특유의 공격적인 그루브가 번뜩이는 "Shame Shame Shame", 그리고 록 발라드의 애잔한 서정미와 멜로디 감각이 극대화된 수작 "Givin' Yourself Away" 등은 본작의 입체적인 매력을 여실히 보여줍니다</w:t>
+      </w:r>
+    </w:p>
+    <w:p>
+      <w:pPr>
+        <w:spacing w:line="324" w:lineRule="auto" w:after="80"/>
+      </w:pPr>
+      <w:r>
+        <w:rPr w:rFonts="맑은 고딕">
+          <w:rFonts w:ascii="맑은 고딕" w:hAnsi="맑은 고딕" w:eastAsia="맑은 고딕"/>
+          <w:b w:val="0"/>
+          <w:color w:val="6B7280"/>
+          <w:sz w:val="21"/>
+        </w:rPr>
+        <w:t xml:space="preserve">· </w:t>
+      </w:r>
+      <w:r>
+        <w:rPr w:rFonts="맑은 고딕">
+          <w:rFonts w:ascii="맑은 고딕" w:hAnsi="맑은 고딕" w:eastAsia="맑은 고딕"/>
+          <w:b/>
+          <w:color w:val="1F2937"/>
+          <w:sz w:val="21"/>
+        </w:rPr>
+        <w:t xml:space="preserve">빈티지 감상 제언: </w:t>
+      </w:r>
+      <w:r>
+        <w:rPr w:rFonts="맑은 고딕">
+          <w:rFonts w:ascii="맑은 고딕" w:hAnsi="맑은 고딕" w:eastAsia="맑은 고딕"/>
+          <w:b w:val="0"/>
+          <w:sz w:val="21"/>
+        </w:rPr>
+        <w:t>디지털 리마스터링 음원에서는 느끼기 힘든 워런 드마티니와 로빈 크로스비의 아날로그 튜브 앰프 질감이 바이닐 소리골을 통해 생생하게 살아납니다 턴테이블의 바늘이 내려앉을 때 진공관 앰프를 통해 울려 퍼지는 둔탁하면서도 탄력적인 베이스 라인과 크런치한 일렉트릭 기타의 공간감은 공간을 단숨에 90년대 라이브 무대의 현장으로 탈바꿈시킵니다</w:t>
+      </w:r>
+    </w:p>
+    <w:p>
+      <w:pPr>
+        <w:spacing w:line="324" w:lineRule="auto" w:after="80"/>
+      </w:pPr>
+      <w:r>
+        <w:rPr w:rFonts="맑은 고딕">
+          <w:rFonts w:ascii="맑은 고딕" w:hAnsi="맑은 고딕" w:eastAsia="맑은 고딕"/>
+          <w:b w:val="0"/>
+          <w:color w:val="6B7280"/>
+          <w:sz w:val="21"/>
+        </w:rPr>
+        <w:t xml:space="preserve">· </w:t>
+      </w:r>
+      <w:r>
+        <w:rPr w:rFonts="맑은 고딕">
+          <w:rFonts w:ascii="맑은 고딕" w:hAnsi="맑은 고딕" w:eastAsia="맑은 고딕"/>
+          <w:b/>
+          <w:color w:val="1F2937"/>
+          <w:sz w:val="21"/>
+        </w:rPr>
+        <w:t xml:space="preserve">소장 가치: </w:t>
+      </w:r>
+      <w:r>
+        <w:rPr w:rFonts="맑은 고딕">
+          <w:rFonts w:ascii="맑은 고딕" w:hAnsi="맑은 고딕" w:eastAsia="맑은 고딕"/>
+          <w:b w:val="0"/>
+          <w:sz w:val="21"/>
+        </w:rPr>
+        <w:t>80년대 메탈 황금기 라인업(로빈 크로스비 재직 시기)이 온전히 참여한 사실상 마지막 정규 LP라는 점에서 사료적 가치가 매우 높습니다 시대의 황혼기에 만개한 농익은 연주력과 수려한 멜로디 감각이 오롯이 보존된 음반으로, 정통 하드 록 애호가들의 컬렉션에 결코 빠질 수 없는 필수 명반입니다</w:t>
+      </w:r>
+    </w:p>
+    <w:p>
+      <w:pPr>
+        <w:spacing w:line="324" w:lineRule="auto" w:after="120" w:before="160"/>
+      </w:pPr>
+      <w:r>
+        <w:rPr w:rFonts="맑은 고딕">
+          <w:rFonts w:ascii="맑은 고딕" w:hAnsi="맑은 고딕" w:eastAsia="맑은 고딕"/>
+          <w:b/>
+          <w:color w:val="4338CA"/>
+          <w:sz w:val="21"/>
+        </w:rPr>
+        <w:t>이 음반을 통해 아날로그 사운드의 정밀한 결 사이로 피어오르는 정통 하드 록의 낭만과 뜨거운 에너지가 전해주는 감동을 다시 한번 경험해 보시는 것은 어떨까요?</w:t>
       </w:r>
     </w:p>
     <w:sectPr>
       <w:pgSz w:w="12240" w:h="15840"/>
-      <w:pgMar w:top="1440" w:right="1440" w:bottom="1440" w:left="1440" w:header="720" w:footer="720" w:gutter="0"/>
+      <w:pgMar w:top="1152" w:right="1296" w:bottom="1152" w:left="1296" w:header="720" w:footer="720" w:gutter="0"/>
       <w:cols w:space="720"/>
       <w:docGrid w:linePitch="360"/>
     </w:sectPr>

--- a/word_reports/LP_0291_위치_402_Ratt_Detonator.docx
+++ b/word_reports/LP_0291_위치_402_Ratt_Detonator.docx
@@ -32,7 +32,7 @@
     </w:p>
     <w:p>
       <w:pPr>
-        <w:spacing w:line="324" w:lineRule="auto" w:before="80" w:after="160"/>
+        <w:spacing w:line="324" w:lineRule="auto" w:before="80" w:after="120"/>
       </w:pPr>
       <w:r>
         <w:rPr w:rFonts="맑은 고딕">
@@ -42,13 +42,6 @@
           <w:sz w:val="22"/>
         </w:rPr>
         <w:t xml:space="preserve">[음반 소개] </w:t>
-      </w:r>
-      <w:r>
-        <w:rPr w:rFonts="맑은 고딕">
-          <w:rFonts w:ascii="맑은 고딕" w:hAnsi="맑은 고딕" w:eastAsia="맑은 고딕"/>
-          <w:b w:val="0"/>
-          <w:sz w:val="21"/>
-        </w:rPr>
       </w:r>
     </w:p>
     <w:p>
@@ -61,7 +54,46 @@
           <w:b w:val="0"/>
           <w:sz w:val="21"/>
         </w:rPr>
-        <w:t>1980년대 캘리포니아의 뜨거운 태양 아래 LA 메탈의 르네상스를 견인했던 래트(Ratt)가 1990년 발표한 다섯 번째 정규작 《Detonator》는 화려했던 글램 메탈 황금기의 대미를 장식하는 묵직한 이정표입니다 당대 최고의 히트 메이커 데스몬드 차일드와의 협업을 통해 특유의 날렵한 '래트 앤 롤(Ratt 'n' Roll)' 사운드에 세련된 멜로디의 결을 덧입히며 음악적 성숙을 증명해 냈습니다 질주하는 드라이브감 이면에 깃든 묵직한 하모니는 한 시대를 풍미했던 록 음악의 순수한 열정과 낭만을 아련하게 소환합니다 화려했던 아레나 록의 계절이 저물어가던 길목에서 이들이 남긴 음악적 불꽃은 오늘날 바이닐 애호가들의 가슴속에 깊고 진한 여운을 남깁니다</w:t>
+        <w:t>1980년대 전 세계를 찬란하게 물들였던 LA 선셋 스트립의 글램 메탈 사운드가 그 화려한 정점에서 서서히 황혼으로 저물어가던 1990년, 밴드 래트(Ratt)는 자신들의 음악적 여정 중 가장 완숙하고 정제된 결실인 정규 5집 《Detonator》를 세상에 내놓았습니다. 본 작은 데뷔작 《Out of the Cellar》로 단숨에 하드 록의 정점에 올랐던 이들이 그간 축적해 온 음악적 내공과 세련된 멜로디 감각을 아낌없이 쏟아부어 완성한 걸작으로, 80년대 아레나 록의 찬연한 피날레이자 시대를 관통하는 품격 있는 기념비입니다.</w:t>
+      </w:r>
+    </w:p>
+    <w:p>
+      <w:pPr>
+        <w:spacing w:line="324" w:lineRule="auto" w:after="120"/>
+      </w:pPr>
+      <w:r>
+        <w:rPr w:rFonts="맑은 고딕">
+          <w:rFonts w:ascii="맑은 고딕" w:hAnsi="맑은 고딕" w:eastAsia="맑은 고딕"/>
+          <w:b w:val="0"/>
+          <w:sz w:val="21"/>
+        </w:rPr>
+        <w:t>래트는 본 앨범에서 오랜 동반자였던 프로듀서 보 힐의 품을 떠나, 당대 최고의 히트 메이커 데스몬드 차일드(Desmond Child)와 아서 페이슨(Arthur Payson)을 영입하는 과감한 음악적 결단을 내렸습니다. 이를 통해 밴드 특유의 날선 트윈 기타 리프는 한층 유려하고 입체적인 오케스트레이션적 사운드로 거듭났으며, 거칠고 반항적이던 에너지는 대중성과 음악성을 완벽히 포섭한 웅장한 록 앤솔러지로 승화되었습니다. 날카로운 워런 드마티니와 묵직한 로빈 크로스비의 기타 앙상블은 마치 한 편의 정교한 실내악을 듣는 듯 치밀한 균형미를 자랑합니다.</w:t>
+      </w:r>
+    </w:p>
+    <w:p>
+      <w:pPr>
+        <w:spacing w:line="324" w:lineRule="auto" w:after="120"/>
+      </w:pPr>
+      <w:r>
+        <w:rPr w:rFonts="맑은 고딕">
+          <w:rFonts w:ascii="맑은 고딕" w:hAnsi="맑은 고딕" w:eastAsia="맑은 고딕"/>
+          <w:b w:val="0"/>
+          <w:sz w:val="21"/>
+        </w:rPr>
+        <w:t>예술적 관점에서 《Detonator》는 단순한 록 앨범 이상의 의미를 지닙니다. 폭발적인 청춘의 에너지를 노래하면서도 저변에는 스러져가는 한 시대에 대한 은밀한 노스탤지어와 성숙한 고뇌를 품고 있기 때문입니다. 특히 밴드의 상징적 축이었던 기타리스트 로빈 크로스비가 온전히 참여한 마지막 앨범이라는 점은, 이 음반에 깃든 멜로디 하나하나에 깃든 애틋함과 진정성을 배가시킵니다. 거센 시대의 격변 속에서도 자신들만의 음악적 자존심을 타협 없이 지켜내고자 했던 장인 정신이 곳곳에 아로새겨져 있습니다.</w:t>
+      </w:r>
+    </w:p>
+    <w:p>
+      <w:pPr>
+        <w:spacing w:line="324" w:lineRule="auto" w:after="120"/>
+      </w:pPr>
+      <w:r>
+        <w:rPr w:rFonts="맑은 고딕">
+          <w:rFonts w:ascii="맑은 고딕" w:hAnsi="맑은 고딕" w:eastAsia="맑은 고딕"/>
+          <w:b w:val="0"/>
+          <w:sz w:val="21"/>
+        </w:rPr>
+        <w:t>세월이 흘러 수많은 트렌드가 명멸한 오늘날에도, 아날로그 LP로 마주하는 《Detonator》의 선율은 바래지 않는 울림을 전합니다. 정교하게 조율된 사운드스케이프와 그 안에 흐르는 낭만적 멜로디는 클래식 애호가들에게도 깊은 감흥을 선사하기에 충분하며, 1990년이라는 세기말의 문턱에서 피어난 하드 록의 가장 격조 높은 만가(輓歌)로 영원히 기억될 것입니다.</w:t>
       </w:r>
     </w:p>
     <w:p>
@@ -168,7 +200,7 @@
           <w:b w:val="0"/>
           <w:sz w:val="21"/>
         </w:rPr>
-        <w:t>1990년 8월 애틀랜틱 레코드(Atlantic Records)를 통해 발매된 본작은 밴드의 오랜 파트너였던 보 힐을 대신해 아서 바로우가 프로듀싱을 맡고 데스몬드 차일드가 곡 작업에 대거 참여하여 사운드의 현대적 정교함과 대중적 서정미를 극대화한 명작입니다</w:t>
+        <w:t>1990년 8월 애틀랜틱 레코드(Atlantic Records)를 통해 발매된 래트의 다섯 번째 스튜디오 앨범으로, 1980년대 팝 메탈 무브먼트의 완성형 사운드를 구현해낸 역사적 역작</w:t>
       </w:r>
     </w:p>
     <w:p>
@@ -199,7 +231,7 @@
           <w:b w:val="0"/>
           <w:sz w:val="21"/>
         </w:rPr>
-        <w:t>발매 직후 미국 빌보드 200 앨범 차트 23위에 올랐으며 미국 음반 산업 협회(RIAA)로부터 골드(50만 장 이상 판매) 인증을 획득하여 90년대 초반 음악적 격변기 속에서도 굳건한 티켓 파워와 인기를 입증했습니다</w:t>
+        <w:t>발매 직후 미국 빌보드 200 차트 23위에 올랐으며, 미국음반산업협회(RIAA)로부터 골드(50만 장 이상 판매) 인증을 획득하며 탄탄한 상업적 성공 기록</w:t>
       </w:r>
     </w:p>
     <w:p>
@@ -230,7 +262,7 @@
           <w:b w:val="0"/>
           <w:sz w:val="21"/>
         </w:rPr>
-        <w:t>폭발적인 라디오 에어플레이를 기록한 싱글들과 MTV 헤비 로테이션을 통해 당대 록 씬의 중심축임을 각인시켰으며 클래식 하드 록 애호가들과 평단으로부터 래트의 후기 디스코그래피 중 가장 밀도 높은 완성도를 지닌 수작으로 평가받고 있습니다</w:t>
+        <w:t>메인스트림 록 차트 상위권을 장식한 다수의 싱글을 배출하였으며, 하드 록 프로덕션의 미학적 정점을 보여준 명반으로 록 음악 전문지들로부터 꾸준한 찬사를 받음</w:t>
       </w:r>
     </w:p>
     <w:p>
@@ -275,7 +307,7 @@
           <w:b w:val="0"/>
           <w:sz w:val="21"/>
         </w:rPr>
-        <w:t>미국</w:t>
+        <w:t>미국 (United States)</w:t>
       </w:r>
     </w:p>
     <w:p>
@@ -306,7 +338,7 @@
           <w:b w:val="0"/>
           <w:sz w:val="21"/>
         </w:rPr>
-        <w:t>1976년 결성 (Mickey Ratt로 출발, 1981년 'Ratt'로 공식 출범)</w:t>
+        <w:t>1976년 결성 (Mickey Ratt), 1982년 'Ratt'로 공식 출범</w:t>
       </w:r>
     </w:p>
     <w:p>
@@ -337,7 +369,7 @@
           <w:b w:val="0"/>
           <w:sz w:val="21"/>
         </w:rPr>
-        <w:t>5인조 록 밴드 (스티븐 피어시, 워런 드마티니, 로빈 크로스비, 후안 크루시어, 바비 블로처)</w:t>
+        <w:t>5인조 하드 록 밴드 (스티븐 퍼시, 워런 드마티니, 로빈 크로스비, 후안 크루시어, 바비 블로처)</w:t>
       </w:r>
     </w:p>
     <w:p>
@@ -368,7 +400,7 @@
           <w:b w:val="0"/>
           <w:sz w:val="21"/>
         </w:rPr>
-        <w:t>래트는 날카로운 트윈 기타 리프와 보컬 스티븐 피어시 특유의 비음 섞인 거친 음색을 앞세워 1980년대 선셋 스트립을 중심으로 폭발한 LA 메탈 붐을 실질적으로 주도한 전설적인 밴드입니다 정교하면서도 펑키한 리듬감의 '래트 앤 롤' 스타일을 확립하며 팝 메탈의 음악적 지평을 한 단계 끌어올렸다는 칭송을 받습니다</w:t>
+        <w:t>1980년대 로스앤젤레스 선셋 스트립을 중심으로 일어난 글램/헤비메탈 르네상스를 이끈 선구자적 밴드입니다. 면도날처럼 예리하고 화려한 트윈 기타 솔로와 관능적인 허스키 보컬을 융합하여, 팝 메탈의 음악적 격조를 한 단계 끌어올린 전설적인 그룹으로 평가받습니다.</w:t>
       </w:r>
     </w:p>
     <w:p>
@@ -413,7 +445,7 @@
           <w:b w:val="0"/>
           <w:sz w:val="21"/>
         </w:rPr>
-        <w:t>80년대 하드 록의 화려함이 얼터너티브 록의 태동으로 전환되던 음악사적 분기점에 놓인 작품입니다 자칫 피로해질 수 있었던 장르적 관습을 탈피하여 견고한 악곡 구조와 풍성한 백킹 코러스, 그리고 워런 드마티니의 한층 유려해진 기타 솔로를 집약해 멜로딕 하드 록의 품격 있는 마침표를 찍었습니다</w:t>
+        <w:t>1980년대를 지배한 호화로운 아레나 록의 시대가 저물고 얼터너티브 록의 물결이 도래하기 직전, 정통 LA 메탈이 도달할 수 있는 최상의 사운드 완성도와 멜로딕한 서정미를 포착해낸 기념비적 음반입니다.</w:t>
       </w:r>
     </w:p>
     <w:p>
@@ -444,7 +476,7 @@
           <w:b w:val="0"/>
           <w:sz w:val="21"/>
         </w:rPr>
-        <w:t>네온사인이 일렁이던 80년대 로스앤젤레스의 환락과 낭만이 90년대라는 새로운 10년을 마주하며 남긴 뜨거운 흔적입니다 꿈과 자유를 갈망하던 당대 청춘들의 심장을 뛰게 했던 날 선 에너지와 저물어가는 아레나 록 시대를 향한 일말의 노스탤지어가 수록곡 곳곳에 짙게 투영되어 있습니다</w:t>
+        <w:t>화려한 네온사인과 가죽 재킷, 자유와 낭만을 만끽하던 1980년대 후반 청춘들의 뜨거운 열망과 호흡이 고스란히 담겨 있습니다. 아울러 한 세대의 막이 내리는 문턱에서 느껴지는 미묘한 페이소스와 성숙함이 교차하며 깊은 서사적 울림을 자아냅니다.</w:t>
       </w:r>
     </w:p>
     <w:p>
@@ -489,7 +521,7 @@
           <w:b w:val="0"/>
           <w:sz w:val="21"/>
         </w:rPr>
-        <w:t>존 본 조비가 백보컬로 참여해 화제를 모은 강렬한 오프닝 트랙 "Lovin' You's a Dirty Job"과 래트 특유의 공격적인 그루브가 번뜩이는 "Shame Shame Shame", 그리고 록 발라드의 애잔한 서정미와 멜로디 감각이 극대화된 수작 "Givin' Yourself Away" 등은 본작의 입체적인 매력을 여실히 보여줍니다</w:t>
+        <w:t>존 본 조비가 백보컬로 힘을 보탠 오프닝 명곡 "Lovin' You's a Dirty Job"의 장중한 코러스, 세련된 그루브와 멜로디 라인이 조화를 이루는 "Shame Shame Shame", 그리고 록 발라드의 품격 높은 서정성을 애절하게 노래한 "Givin' Yourself Away" 등은 본 작의 뛰어난 음악성을 방증합니다.</w:t>
       </w:r>
     </w:p>
     <w:p>
@@ -520,7 +552,7 @@
           <w:b w:val="0"/>
           <w:sz w:val="21"/>
         </w:rPr>
-        <w:t>디지털 리마스터링 음원에서는 느끼기 힘든 워런 드마티니와 로빈 크로스비의 아날로그 튜브 앰프 질감이 바이닐 소리골을 통해 생생하게 살아납니다 턴테이블의 바늘이 내려앉을 때 진공관 앰프를 통해 울려 퍼지는 둔탁하면서도 탄력적인 베이스 라인과 크런치한 일렉트릭 기타의 공간감은 공간을 단숨에 90년대 라이브 무대의 현장으로 탈바꿈시킵니다</w:t>
+        <w:t>디지털 매체에서는 결코 느낄 수 없는 묵직한 베이스의 울림과 공간을 가득 채우는 아날로그 특유의 따스한 펀치력이 압권입니다. 진공관 앰프를 매칭한 턴테이블에 바늘을 올렸을 때, 유려한 기타 배음과 스티븐 퍼시의 숨결이 스피커 사이에 생생히 피어오르며 하드 록 스튜디오 아트의 진수를 경험하게 합니다.</w:t>
       </w:r>
     </w:p>
     <w:p>
@@ -551,7 +583,7 @@
           <w:b w:val="0"/>
           <w:sz w:val="21"/>
         </w:rPr>
-        <w:t>80년대 메탈 황금기 라인업(로빈 크로스비 재직 시기)이 온전히 참여한 사실상 마지막 정규 LP라는 점에서 사료적 가치가 매우 높습니다 시대의 황혼기에 만개한 농익은 연주력과 수려한 멜로디 감각이 오롯이 보존된 음반으로, 정통 하드 록 애호가들의 컬렉션에 결코 빠질 수 없는 필수 명반입니다</w:t>
+        <w:t>래트의 황금기를 구축했던 오리지널 5인 클래식 라인업이 마지막으로 스튜디오에서 온전히 호흡을 맞춘 유작과도 같은 앨범이며, 아날로그 록 레코딩 기술의 최정점이 아로새겨진 필청 LP 컬렉션입니다.</w:t>
       </w:r>
     </w:p>
     <w:p>
@@ -565,7 +597,7 @@
           <w:color w:val="4338CA"/>
           <w:sz w:val="21"/>
         </w:rPr>
-        <w:t>이 음반을 통해 아날로그 사운드의 정밀한 결 사이로 피어오르는 정통 하드 록의 낭만과 뜨거운 에너지가 전해주는 감동을 다시 한번 경험해 보시는 것은 어떨까요?</w:t>
+        <w:t>이 음반을 통해 아날로그 바늘 끝에서 피어나는 화려했던 하드 록 황금기의 낭만과 깊은 울림이 전해주는 감동을 다시 한번 경험해 보시는 것은 어떨까요?</w:t>
       </w:r>
     </w:p>
     <w:sectPr>
